--- a/Day-9.docx
+++ b/Day-9.docx
@@ -8,12 +8,16 @@
         <w:rPr>
           <w:b/>
           <w:bCs/>
-        </w:rPr>
-      </w:pPr>
-      <w:r>
-        <w:rPr>
-          <w:b/>
-          <w:bCs/>
+          <w:sz w:val="32"/>
+          <w:szCs w:val="32"/>
+        </w:rPr>
+      </w:pPr>
+      <w:r>
+        <w:rPr>
+          <w:b/>
+          <w:bCs/>
+          <w:sz w:val="32"/>
+          <w:szCs w:val="32"/>
         </w:rPr>
         <w:t>Day - 9</w:t>
       </w:r>
@@ -216,7 +220,7 @@
     <w:p>
       <w:r>
         <w:pict w14:anchorId="6A3AE50B">
-          <v:rect id="_x0000_i1589" style="width:0;height:1.5pt" o:hralign="center" o:hrstd="t" o:hr="t" fillcolor="#a0a0a0" stroked="f"/>
+          <v:rect id="_x0000_i1025" style="width:0;height:1.5pt" o:hralign="center" o:hrstd="t" o:hr="t" fillcolor="#a0a0a0" stroked="f"/>
         </w:pict>
       </w:r>
     </w:p>
@@ -303,7 +307,7 @@
     <w:p>
       <w:r>
         <w:pict w14:anchorId="7071D0AD">
-          <v:rect id="_x0000_i1590" style="width:0;height:1.5pt" o:hralign="center" o:hrstd="t" o:hr="t" fillcolor="#a0a0a0" stroked="f"/>
+          <v:rect id="_x0000_i1026" style="width:0;height:1.5pt" o:hralign="center" o:hrstd="t" o:hr="t" fillcolor="#a0a0a0" stroked="f"/>
         </w:pict>
       </w:r>
     </w:p>
@@ -354,7 +358,7 @@
       <w:r>
         <w:lastRenderedPageBreak/>
         <w:pict w14:anchorId="595F7C73">
-          <v:rect id="_x0000_i1591" style="width:0;height:1.5pt" o:hralign="center" o:hrstd="t" o:hr="t" fillcolor="#a0a0a0" stroked="f"/>
+          <v:rect id="_x0000_i1027" style="width:0;height:1.5pt" o:hralign="center" o:hrstd="t" o:hr="t" fillcolor="#a0a0a0" stroked="f"/>
         </w:pict>
       </w:r>
     </w:p>
@@ -389,7 +393,7 @@
     <w:p>
       <w:r>
         <w:pict w14:anchorId="3F362E81">
-          <v:rect id="_x0000_i1592" style="width:0;height:1.5pt" o:hralign="center" o:hrstd="t" o:hr="t" fillcolor="#a0a0a0" stroked="f"/>
+          <v:rect id="_x0000_i1028" style="width:0;height:1.5pt" o:hralign="center" o:hrstd="t" o:hr="t" fillcolor="#a0a0a0" stroked="f"/>
         </w:pict>
       </w:r>
     </w:p>
@@ -432,7 +436,7 @@
     <w:p>
       <w:r>
         <w:pict w14:anchorId="1CA2E5D4">
-          <v:rect id="_x0000_i1593" style="width:0;height:1.5pt" o:hralign="center" o:hrstd="t" o:hr="t" fillcolor="#a0a0a0" stroked="f"/>
+          <v:rect id="_x0000_i1029" style="width:0;height:1.5pt" o:hralign="center" o:hrstd="t" o:hr="t" fillcolor="#a0a0a0" stroked="f"/>
         </w:pict>
       </w:r>
     </w:p>
@@ -479,7 +483,7 @@
     <w:p>
       <w:r>
         <w:pict w14:anchorId="3057BD20">
-          <v:rect id="_x0000_i1594" style="width:0;height:1.5pt" o:hralign="center" o:hrstd="t" o:hr="t" fillcolor="#a0a0a0" stroked="f"/>
+          <v:rect id="_x0000_i1030" style="width:0;height:1.5pt" o:hralign="center" o:hrstd="t" o:hr="t" fillcolor="#a0a0a0" stroked="f"/>
         </w:pict>
       </w:r>
     </w:p>
@@ -582,7 +586,7 @@
     <w:p>
       <w:r>
         <w:pict w14:anchorId="30FF3690">
-          <v:rect id="_x0000_i1595" style="width:0;height:1.5pt" o:hralign="center" o:hrstd="t" o:hr="t" fillcolor="#a0a0a0" stroked="f"/>
+          <v:rect id="_x0000_i1031" style="width:0;height:1.5pt" o:hralign="center" o:hrstd="t" o:hr="t" fillcolor="#a0a0a0" stroked="f"/>
         </w:pict>
       </w:r>
     </w:p>
@@ -629,7 +633,7 @@
     <w:p>
       <w:r>
         <w:pict w14:anchorId="49DD0628">
-          <v:rect id="_x0000_i1596" style="width:0;height:1.5pt" o:hralign="center" o:hrstd="t" o:hr="t" fillcolor="#a0a0a0" stroked="f"/>
+          <v:rect id="_x0000_i1032" style="width:0;height:1.5pt" o:hralign="center" o:hrstd="t" o:hr="t" fillcolor="#a0a0a0" stroked="f"/>
         </w:pict>
       </w:r>
     </w:p>
@@ -680,7 +684,7 @@
     <w:p>
       <w:r>
         <w:pict w14:anchorId="3F421030">
-          <v:rect id="_x0000_i1597" style="width:0;height:1.5pt" o:hralign="center" o:hrstd="t" o:hr="t" fillcolor="#a0a0a0" stroked="f"/>
+          <v:rect id="_x0000_i1033" style="width:0;height:1.5pt" o:hralign="center" o:hrstd="t" o:hr="t" fillcolor="#a0a0a0" stroked="f"/>
         </w:pict>
       </w:r>
     </w:p>
@@ -728,7 +732,7 @@
     <w:p>
       <w:r>
         <w:pict w14:anchorId="6473CB3D">
-          <v:rect id="_x0000_i1598" style="width:0;height:1.5pt" o:hralign="center" o:hrstd="t" o:hr="t" fillcolor="#a0a0a0" stroked="f"/>
+          <v:rect id="_x0000_i1034" style="width:0;height:1.5pt" o:hralign="center" o:hrstd="t" o:hr="t" fillcolor="#a0a0a0" stroked="f"/>
         </w:pict>
       </w:r>
     </w:p>
@@ -768,7 +772,7 @@
     <w:p>
       <w:r>
         <w:pict w14:anchorId="4948E024">
-          <v:rect id="_x0000_i1599" style="width:0;height:1.5pt" o:hralign="center" o:hrstd="t" o:hr="t" fillcolor="#a0a0a0" stroked="f"/>
+          <v:rect id="_x0000_i1035" style="width:0;height:1.5pt" o:hralign="center" o:hrstd="t" o:hr="t" fillcolor="#a0a0a0" stroked="f"/>
         </w:pict>
       </w:r>
     </w:p>
@@ -826,7 +830,7 @@
     <w:p>
       <w:r>
         <w:pict w14:anchorId="0BCB9E06">
-          <v:rect id="_x0000_i1600" style="width:0;height:1.5pt" o:hralign="center" o:hrstd="t" o:hr="t" fillcolor="#a0a0a0" stroked="f"/>
+          <v:rect id="_x0000_i1036" style="width:0;height:1.5pt" o:hralign="center" o:hrstd="t" o:hr="t" fillcolor="#a0a0a0" stroked="f"/>
         </w:pict>
       </w:r>
     </w:p>
@@ -861,7 +865,7 @@
     <w:p>
       <w:r>
         <w:pict w14:anchorId="1D79F099">
-          <v:rect id="_x0000_i1601" style="width:0;height:1.5pt" o:hralign="center" o:hrstd="t" o:hr="t" fillcolor="#a0a0a0" stroked="f"/>
+          <v:rect id="_x0000_i1037" style="width:0;height:1.5pt" o:hralign="center" o:hrstd="t" o:hr="t" fillcolor="#a0a0a0" stroked="f"/>
         </w:pict>
       </w:r>
     </w:p>
@@ -900,7 +904,7 @@
     <w:p>
       <w:r>
         <w:pict w14:anchorId="6A0FDBB2">
-          <v:rect id="_x0000_i1602" style="width:0;height:1.5pt" o:hralign="center" o:hrstd="t" o:hr="t" fillcolor="#a0a0a0" stroked="f"/>
+          <v:rect id="_x0000_i1038" style="width:0;height:1.5pt" o:hralign="center" o:hrstd="t" o:hr="t" fillcolor="#a0a0a0" stroked="f"/>
         </w:pict>
       </w:r>
     </w:p>
@@ -939,7 +943,7 @@
     <w:p>
       <w:r>
         <w:pict w14:anchorId="7D6C2BC1">
-          <v:rect id="_x0000_i1603" style="width:0;height:1.5pt" o:hralign="center" o:hrstd="t" o:hr="t" fillcolor="#a0a0a0" stroked="f"/>
+          <v:rect id="_x0000_i1039" style="width:0;height:1.5pt" o:hralign="center" o:hrstd="t" o:hr="t" fillcolor="#a0a0a0" stroked="f"/>
         </w:pict>
       </w:r>
     </w:p>
@@ -974,7 +978,7 @@
     <w:p>
       <w:r>
         <w:pict w14:anchorId="39D78120">
-          <v:rect id="_x0000_i1604" style="width:0;height:1.5pt" o:hralign="center" o:hrstd="t" o:hr="t" fillcolor="#a0a0a0" stroked="f"/>
+          <v:rect id="_x0000_i1040" style="width:0;height:1.5pt" o:hralign="center" o:hrstd="t" o:hr="t" fillcolor="#a0a0a0" stroked="f"/>
         </w:pict>
       </w:r>
     </w:p>
@@ -1167,7 +1171,7 @@
     <w:p>
       <w:r>
         <w:pict w14:anchorId="1B8185C3">
-          <v:rect id="_x0000_i1605" style="width:0;height:1.5pt" o:hralign="center" o:hrstd="t" o:hr="t" fillcolor="#a0a0a0" stroked="f"/>
+          <v:rect id="_x0000_i1041" style="width:0;height:1.5pt" o:hralign="center" o:hrstd="t" o:hr="t" fillcolor="#a0a0a0" stroked="f"/>
         </w:pict>
       </w:r>
     </w:p>
@@ -1254,7 +1258,7 @@
     <w:p>
       <w:r>
         <w:pict w14:anchorId="52F55B36">
-          <v:rect id="_x0000_i1606" style="width:0;height:1.5pt" o:hralign="center" o:hrstd="t" o:hr="t" fillcolor="#a0a0a0" stroked="f"/>
+          <v:rect id="_x0000_i1042" style="width:0;height:1.5pt" o:hralign="center" o:hrstd="t" o:hr="t" fillcolor="#a0a0a0" stroked="f"/>
         </w:pict>
       </w:r>
     </w:p>
@@ -1312,7 +1316,7 @@
     <w:p>
       <w:r>
         <w:pict w14:anchorId="29B90A80">
-          <v:rect id="_x0000_i1607" style="width:0;height:1.5pt" o:hralign="center" o:hrstd="t" o:hr="t" fillcolor="#a0a0a0" stroked="f"/>
+          <v:rect id="_x0000_i1043" style="width:0;height:1.5pt" o:hralign="center" o:hrstd="t" o:hr="t" fillcolor="#a0a0a0" stroked="f"/>
         </w:pict>
       </w:r>
     </w:p>
@@ -1347,7 +1351,7 @@
     <w:p>
       <w:r>
         <w:pict w14:anchorId="3AD488D9">
-          <v:rect id="_x0000_i1608" style="width:0;height:1.5pt" o:hralign="center" o:hrstd="t" o:hr="t" fillcolor="#a0a0a0" stroked="f"/>
+          <v:rect id="_x0000_i1044" style="width:0;height:1.5pt" o:hralign="center" o:hrstd="t" o:hr="t" fillcolor="#a0a0a0" stroked="f"/>
         </w:pict>
       </w:r>
     </w:p>
@@ -1383,7 +1387,7 @@
     <w:p>
       <w:r>
         <w:pict w14:anchorId="0692B717">
-          <v:rect id="_x0000_i1609" style="width:0;height:1.5pt" o:hralign="center" o:hrstd="t" o:hr="t" fillcolor="#a0a0a0" stroked="f"/>
+          <v:rect id="_x0000_i1045" style="width:0;height:1.5pt" o:hralign="center" o:hrstd="t" o:hr="t" fillcolor="#a0a0a0" stroked="f"/>
         </w:pict>
       </w:r>
     </w:p>
@@ -1426,7 +1430,7 @@
     <w:p>
       <w:r>
         <w:pict w14:anchorId="4586A10E">
-          <v:rect id="_x0000_i1610" style="width:0;height:1.5pt" o:hralign="center" o:hrstd="t" o:hr="t" fillcolor="#a0a0a0" stroked="f"/>
+          <v:rect id="_x0000_i1046" style="width:0;height:1.5pt" o:hralign="center" o:hrstd="t" o:hr="t" fillcolor="#a0a0a0" stroked="f"/>
         </w:pict>
       </w:r>
     </w:p>
@@ -1461,7 +1465,7 @@
     <w:p>
       <w:r>
         <w:pict w14:anchorId="58DD7CA9">
-          <v:rect id="_x0000_i1611" style="width:0;height:1.5pt" o:hralign="center" o:hrstd="t" o:hr="t" fillcolor="#a0a0a0" stroked="f"/>
+          <v:rect id="_x0000_i1047" style="width:0;height:1.5pt" o:hralign="center" o:hrstd="t" o:hr="t" fillcolor="#a0a0a0" stroked="f"/>
         </w:pict>
       </w:r>
     </w:p>
@@ -1469,7 +1473,7 @@
     <w:p>
       <w:r>
         <w:pict w14:anchorId="440452C9">
-          <v:rect id="_x0000_i1612" style="width:0;height:1.5pt" o:hralign="center" o:hrstd="t" o:hr="t" fillcolor="#a0a0a0" stroked="f"/>
+          <v:rect id="_x0000_i1048" style="width:0;height:1.5pt" o:hralign="center" o:hrstd="t" o:hr="t" fillcolor="#a0a0a0" stroked="f"/>
         </w:pict>
       </w:r>
     </w:p>
@@ -1535,7 +1539,7 @@
     <w:p>
       <w:r>
         <w:pict w14:anchorId="74E8B85E">
-          <v:rect id="_x0000_i1613" style="width:0;height:1.5pt" o:hralign="center" o:hrstd="t" o:hr="t" fillcolor="#a0a0a0" stroked="f"/>
+          <v:rect id="_x0000_i1049" style="width:0;height:1.5pt" o:hralign="center" o:hrstd="t" o:hr="t" fillcolor="#a0a0a0" stroked="f"/>
         </w:pict>
       </w:r>
     </w:p>
@@ -1578,7 +1582,7 @@
     <w:p>
       <w:r>
         <w:pict w14:anchorId="1EF5D5B4">
-          <v:rect id="_x0000_i1614" style="width:0;height:1.5pt" o:hralign="center" o:hrstd="t" o:hr="t" fillcolor="#a0a0a0" stroked="f"/>
+          <v:rect id="_x0000_i1050" style="width:0;height:1.5pt" o:hralign="center" o:hrstd="t" o:hr="t" fillcolor="#a0a0a0" stroked="f"/>
         </w:pict>
       </w:r>
     </w:p>
@@ -1613,7 +1617,7 @@
     <w:p>
       <w:r>
         <w:pict w14:anchorId="58140F10">
-          <v:rect id="_x0000_i1615" style="width:0;height:1.5pt" o:hralign="center" o:hrstd="t" o:hr="t" fillcolor="#a0a0a0" stroked="f"/>
+          <v:rect id="_x0000_i1051" style="width:0;height:1.5pt" o:hralign="center" o:hrstd="t" o:hr="t" fillcolor="#a0a0a0" stroked="f"/>
         </w:pict>
       </w:r>
     </w:p>
@@ -1656,7 +1660,7 @@
     <w:p>
       <w:r>
         <w:pict w14:anchorId="1492CD41">
-          <v:rect id="_x0000_i1616" style="width:0;height:1.5pt" o:hralign="center" o:hrstd="t" o:hr="t" fillcolor="#a0a0a0" stroked="f"/>
+          <v:rect id="_x0000_i1052" style="width:0;height:1.5pt" o:hralign="center" o:hrstd="t" o:hr="t" fillcolor="#a0a0a0" stroked="f"/>
         </w:pict>
       </w:r>
     </w:p>
@@ -1708,7 +1712,7 @@
     <w:p>
       <w:r>
         <w:pict w14:anchorId="5ED8F46D">
-          <v:rect id="_x0000_i1617" style="width:0;height:1.5pt" o:hralign="center" o:hrstd="t" o:hr="t" fillcolor="#a0a0a0" stroked="f"/>
+          <v:rect id="_x0000_i1053" style="width:0;height:1.5pt" o:hralign="center" o:hrstd="t" o:hr="t" fillcolor="#a0a0a0" stroked="f"/>
         </w:pict>
       </w:r>
     </w:p>
@@ -1716,7 +1720,7 @@
     <w:p>
       <w:r>
         <w:pict w14:anchorId="4425F42E">
-          <v:rect id="_x0000_i1618" style="width:0;height:1.5pt" o:hralign="center" o:hrstd="t" o:hr="t" fillcolor="#a0a0a0" stroked="f"/>
+          <v:rect id="_x0000_i1054" style="width:0;height:1.5pt" o:hralign="center" o:hrstd="t" o:hr="t" fillcolor="#a0a0a0" stroked="f"/>
         </w:pict>
       </w:r>
     </w:p>
@@ -1770,7 +1774,7 @@
     <w:p>
       <w:r>
         <w:pict w14:anchorId="7F1568D7">
-          <v:rect id="_x0000_i1619" style="width:0;height:1.5pt" o:hralign="center" o:hrstd="t" o:hr="t" fillcolor="#a0a0a0" stroked="f"/>
+          <v:rect id="_x0000_i1055" style="width:0;height:1.5pt" o:hralign="center" o:hrstd="t" o:hr="t" fillcolor="#a0a0a0" stroked="f"/>
         </w:pict>
       </w:r>
     </w:p>
@@ -1801,7 +1805,7 @@
     <w:p>
       <w:r>
         <w:pict w14:anchorId="73640207">
-          <v:rect id="_x0000_i1620" style="width:0;height:1.5pt" o:hralign="center" o:hrstd="t" o:hr="t" fillcolor="#a0a0a0" stroked="f"/>
+          <v:rect id="_x0000_i1056" style="width:0;height:1.5pt" o:hralign="center" o:hrstd="t" o:hr="t" fillcolor="#a0a0a0" stroked="f"/>
         </w:pict>
       </w:r>
     </w:p>
@@ -1832,7 +1836,7 @@
     <w:p>
       <w:r>
         <w:pict w14:anchorId="5EAEC58B">
-          <v:rect id="_x0000_i1621" style="width:0;height:1.5pt" o:hralign="center" o:hrstd="t" o:hr="t" fillcolor="#a0a0a0" stroked="f"/>
+          <v:rect id="_x0000_i1057" style="width:0;height:1.5pt" o:hralign="center" o:hrstd="t" o:hr="t" fillcolor="#a0a0a0" stroked="f"/>
         </w:pict>
       </w:r>
     </w:p>
@@ -1863,7 +1867,7 @@
     <w:p>
       <w:r>
         <w:pict w14:anchorId="71DD6133">
-          <v:rect id="_x0000_i1622" style="width:0;height:1.5pt" o:hralign="center" o:hrstd="t" o:hr="t" fillcolor="#a0a0a0" stroked="f"/>
+          <v:rect id="_x0000_i1058" style="width:0;height:1.5pt" o:hralign="center" o:hrstd="t" o:hr="t" fillcolor="#a0a0a0" stroked="f"/>
         </w:pict>
       </w:r>
     </w:p>
@@ -1906,7 +1910,7 @@
     <w:p>
       <w:r>
         <w:pict w14:anchorId="54E6DD75">
-          <v:rect id="_x0000_i1623" style="width:0;height:1.5pt" o:hralign="center" o:hrstd="t" o:hr="t" fillcolor="#a0a0a0" stroked="f"/>
+          <v:rect id="_x0000_i1059" style="width:0;height:1.5pt" o:hralign="center" o:hrstd="t" o:hr="t" fillcolor="#a0a0a0" stroked="f"/>
         </w:pict>
       </w:r>
     </w:p>
@@ -2122,7 +2126,7 @@
     <w:p>
       <w:r>
         <w:pict w14:anchorId="37CABC21">
-          <v:rect id="_x0000_i1624" style="width:0;height:1.5pt" o:hralign="center" o:hrstd="t" o:hr="t" fillcolor="#a0a0a0" stroked="f"/>
+          <v:rect id="_x0000_i1060" style="width:0;height:1.5pt" o:hralign="center" o:hrstd="t" o:hr="t" fillcolor="#a0a0a0" stroked="f"/>
         </w:pict>
       </w:r>
     </w:p>
@@ -2209,7 +2213,7 @@
     <w:p>
       <w:r>
         <w:pict w14:anchorId="77A003AB">
-          <v:rect id="_x0000_i1625" style="width:0;height:1.5pt" o:hralign="center" o:hrstd="t" o:hr="t" fillcolor="#a0a0a0" stroked="f"/>
+          <v:rect id="_x0000_i1061" style="width:0;height:1.5pt" o:hralign="center" o:hrstd="t" o:hr="t" fillcolor="#a0a0a0" stroked="f"/>
         </w:pict>
       </w:r>
     </w:p>
@@ -2267,7 +2271,7 @@
     <w:p>
       <w:r>
         <w:pict w14:anchorId="50B9B47A">
-          <v:rect id="_x0000_i1626" style="width:0;height:1.5pt" o:hralign="center" o:hrstd="t" o:hr="t" fillcolor="#a0a0a0" stroked="f"/>
+          <v:rect id="_x0000_i1062" style="width:0;height:1.5pt" o:hralign="center" o:hrstd="t" o:hr="t" fillcolor="#a0a0a0" stroked="f"/>
         </w:pict>
       </w:r>
     </w:p>
@@ -2310,7 +2314,7 @@
     <w:p>
       <w:r>
         <w:pict w14:anchorId="7F4D81CF">
-          <v:rect id="_x0000_i1627" style="width:0;height:1.5pt" o:hralign="center" o:hrstd="t" o:hr="t" fillcolor="#a0a0a0" stroked="f"/>
+          <v:rect id="_x0000_i1063" style="width:0;height:1.5pt" o:hralign="center" o:hrstd="t" o:hr="t" fillcolor="#a0a0a0" stroked="f"/>
         </w:pict>
       </w:r>
     </w:p>
@@ -2354,7 +2358,7 @@
     <w:p>
       <w:r>
         <w:pict w14:anchorId="5B79EC11">
-          <v:rect id="_x0000_i1628" style="width:0;height:1.5pt" o:hralign="center" o:hrstd="t" o:hr="t" fillcolor="#a0a0a0" stroked="f"/>
+          <v:rect id="_x0000_i1064" style="width:0;height:1.5pt" o:hralign="center" o:hrstd="t" o:hr="t" fillcolor="#a0a0a0" stroked="f"/>
         </w:pict>
       </w:r>
     </w:p>
@@ -2397,7 +2401,7 @@
     <w:p>
       <w:r>
         <w:pict w14:anchorId="6F622A67">
-          <v:rect id="_x0000_i1629" style="width:0;height:1.5pt" o:hralign="center" o:hrstd="t" o:hr="t" fillcolor="#a0a0a0" stroked="f"/>
+          <v:rect id="_x0000_i1065" style="width:0;height:1.5pt" o:hralign="center" o:hrstd="t" o:hr="t" fillcolor="#a0a0a0" stroked="f"/>
         </w:pict>
       </w:r>
     </w:p>
@@ -2440,7 +2444,7 @@
     <w:p>
       <w:r>
         <w:pict w14:anchorId="2401B6A4">
-          <v:rect id="_x0000_i1630" style="width:0;height:1.5pt" o:hralign="center" o:hrstd="t" o:hr="t" fillcolor="#a0a0a0" stroked="f"/>
+          <v:rect id="_x0000_i1066" style="width:0;height:1.5pt" o:hralign="center" o:hrstd="t" o:hr="t" fillcolor="#a0a0a0" stroked="f"/>
         </w:pict>
       </w:r>
     </w:p>
@@ -2515,7 +2519,7 @@
     <w:p>
       <w:r>
         <w:pict w14:anchorId="70C889EA">
-          <v:rect id="_x0000_i1631" style="width:0;height:1.5pt" o:hralign="center" o:hrstd="t" o:hr="t" fillcolor="#a0a0a0" stroked="f"/>
+          <v:rect id="_x0000_i1067" style="width:0;height:1.5pt" o:hralign="center" o:hrstd="t" o:hr="t" fillcolor="#a0a0a0" stroked="f"/>
         </w:pict>
       </w:r>
     </w:p>
@@ -2574,7 +2578,7 @@
     <w:p>
       <w:r>
         <w:pict w14:anchorId="585FDC21">
-          <v:rect id="_x0000_i1632" style="width:0;height:1.5pt" o:hralign="center" o:hrstd="t" o:hr="t" fillcolor="#a0a0a0" stroked="f"/>
+          <v:rect id="_x0000_i1068" style="width:0;height:1.5pt" o:hralign="center" o:hrstd="t" o:hr="t" fillcolor="#a0a0a0" stroked="f"/>
         </w:pict>
       </w:r>
     </w:p>
@@ -2633,7 +2637,7 @@
     <w:p>
       <w:r>
         <w:pict w14:anchorId="708CBD38">
-          <v:rect id="_x0000_i1633" style="width:0;height:1.5pt" o:hralign="center" o:hrstd="t" o:hr="t" fillcolor="#a0a0a0" stroked="f"/>
+          <v:rect id="_x0000_i1069" style="width:0;height:1.5pt" o:hralign="center" o:hrstd="t" o:hr="t" fillcolor="#a0a0a0" stroked="f"/>
         </w:pict>
       </w:r>
     </w:p>
@@ -2700,7 +2704,7 @@
     <w:p>
       <w:r>
         <w:pict w14:anchorId="62440860">
-          <v:rect id="_x0000_i1634" style="width:0;height:1.5pt" o:hralign="center" o:hrstd="t" o:hr="t" fillcolor="#a0a0a0" stroked="f"/>
+          <v:rect id="_x0000_i1070" style="width:0;height:1.5pt" o:hralign="center" o:hrstd="t" o:hr="t" fillcolor="#a0a0a0" stroked="f"/>
         </w:pict>
       </w:r>
     </w:p>
@@ -2807,7 +2811,7 @@
     <w:p>
       <w:r>
         <w:pict w14:anchorId="67022E9A">
-          <v:rect id="_x0000_i1635" style="width:0;height:1.5pt" o:hralign="center" o:hrstd="t" o:hr="t" fillcolor="#a0a0a0" stroked="f"/>
+          <v:rect id="_x0000_i1071" style="width:0;height:1.5pt" o:hralign="center" o:hrstd="t" o:hr="t" fillcolor="#a0a0a0" stroked="f"/>
         </w:pict>
       </w:r>
     </w:p>
@@ -2846,7 +2850,7 @@
     <w:p>
       <w:r>
         <w:pict w14:anchorId="59C2C114">
-          <v:rect id="_x0000_i1636" style="width:0;height:1.5pt" o:hralign="center" o:hrstd="t" o:hr="t" fillcolor="#a0a0a0" stroked="f"/>
+          <v:rect id="_x0000_i1072" style="width:0;height:1.5pt" o:hralign="center" o:hrstd="t" o:hr="t" fillcolor="#a0a0a0" stroked="f"/>
         </w:pict>
       </w:r>
     </w:p>
@@ -2885,7 +2889,7 @@
     <w:p>
       <w:r>
         <w:pict w14:anchorId="1F761521">
-          <v:rect id="_x0000_i1637" style="width:0;height:1.5pt" o:hralign="center" o:hrstd="t" o:hr="t" fillcolor="#a0a0a0" stroked="f"/>
+          <v:rect id="_x0000_i1073" style="width:0;height:1.5pt" o:hralign="center" o:hrstd="t" o:hr="t" fillcolor="#a0a0a0" stroked="f"/>
         </w:pict>
       </w:r>
     </w:p>
@@ -2924,7 +2928,7 @@
     <w:p>
       <w:r>
         <w:pict w14:anchorId="101545F1">
-          <v:rect id="_x0000_i1638" style="width:0;height:1.5pt" o:hralign="center" o:hrstd="t" o:hr="t" fillcolor="#a0a0a0" stroked="f"/>
+          <v:rect id="_x0000_i1074" style="width:0;height:1.5pt" o:hralign="center" o:hrstd="t" o:hr="t" fillcolor="#a0a0a0" stroked="f"/>
         </w:pict>
       </w:r>
     </w:p>
@@ -2963,7 +2967,7 @@
     <w:p>
       <w:r>
         <w:pict w14:anchorId="1B28F5CF">
-          <v:rect id="_x0000_i1639" style="width:0;height:1.5pt" o:hralign="center" o:hrstd="t" o:hr="t" fillcolor="#a0a0a0" stroked="f"/>
+          <v:rect id="_x0000_i1075" style="width:0;height:1.5pt" o:hralign="center" o:hrstd="t" o:hr="t" fillcolor="#a0a0a0" stroked="f"/>
         </w:pict>
       </w:r>
     </w:p>
@@ -3140,7 +3144,7 @@
       <w:r>
         <w:lastRenderedPageBreak/>
         <w:pict w14:anchorId="0D6AD614">
-          <v:rect id="_x0000_i1640" style="width:0;height:1.5pt" o:hralign="center" o:hrstd="t" o:hr="t" fillcolor="#a0a0a0" stroked="f"/>
+          <v:rect id="_x0000_i1076" style="width:0;height:1.5pt" o:hralign="center" o:hrstd="t" o:hr="t" fillcolor="#a0a0a0" stroked="f"/>
         </w:pict>
       </w:r>
     </w:p>
@@ -3292,7 +3296,7 @@
     <w:p>
       <w:r>
         <w:pict w14:anchorId="56A36281">
-          <v:rect id="_x0000_i1641" style="width:0;height:1.5pt" o:hralign="center" o:hrstd="t" o:hr="t" fillcolor="#a0a0a0" stroked="f"/>
+          <v:rect id="_x0000_i1077" style="width:0;height:1.5pt" o:hralign="center" o:hrstd="t" o:hr="t" fillcolor="#a0a0a0" stroked="f"/>
         </w:pict>
       </w:r>
     </w:p>
@@ -3354,7 +3358,7 @@
     <w:p>
       <w:r>
         <w:pict w14:anchorId="5506D344">
-          <v:rect id="_x0000_i1642" style="width:0;height:1.5pt" o:hralign="center" o:hrstd="t" o:hr="t" fillcolor="#a0a0a0" stroked="f"/>
+          <v:rect id="_x0000_i1078" style="width:0;height:1.5pt" o:hralign="center" o:hrstd="t" o:hr="t" fillcolor="#a0a0a0" stroked="f"/>
         </w:pict>
       </w:r>
     </w:p>
@@ -3401,7 +3405,7 @@
     <w:p>
       <w:r>
         <w:pict w14:anchorId="01E3C0D5">
-          <v:rect id="_x0000_i1643" style="width:0;height:1.5pt" o:hralign="center" o:hrstd="t" o:hr="t" fillcolor="#a0a0a0" stroked="f"/>
+          <v:rect id="_x0000_i1079" style="width:0;height:1.5pt" o:hralign="center" o:hrstd="t" o:hr="t" fillcolor="#a0a0a0" stroked="f"/>
         </w:pict>
       </w:r>
     </w:p>
@@ -3448,7 +3452,7 @@
     <w:p>
       <w:r>
         <w:pict w14:anchorId="196958CA">
-          <v:rect id="_x0000_i1644" style="width:0;height:1.5pt" o:hralign="center" o:hrstd="t" o:hr="t" fillcolor="#a0a0a0" stroked="f"/>
+          <v:rect id="_x0000_i1080" style="width:0;height:1.5pt" o:hralign="center" o:hrstd="t" o:hr="t" fillcolor="#a0a0a0" stroked="f"/>
         </w:pict>
       </w:r>
     </w:p>
@@ -3495,7 +3499,7 @@
     <w:p>
       <w:r>
         <w:pict w14:anchorId="797FF3B4">
-          <v:rect id="_x0000_i1645" style="width:0;height:1.5pt" o:hralign="center" o:hrstd="t" o:hr="t" fillcolor="#a0a0a0" stroked="f"/>
+          <v:rect id="_x0000_i1081" style="width:0;height:1.5pt" o:hralign="center" o:hrstd="t" o:hr="t" fillcolor="#a0a0a0" stroked="f"/>
         </w:pict>
       </w:r>
     </w:p>
@@ -3544,7 +3548,7 @@
     <w:p>
       <w:r>
         <w:pict w14:anchorId="3CB54BAF">
-          <v:rect id="_x0000_i1646" style="width:0;height:1.5pt" o:hralign="center" o:hrstd="t" o:hr="t" fillcolor="#a0a0a0" stroked="f"/>
+          <v:rect id="_x0000_i1082" style="width:0;height:1.5pt" o:hralign="center" o:hrstd="t" o:hr="t" fillcolor="#a0a0a0" stroked="f"/>
         </w:pict>
       </w:r>
     </w:p>
@@ -3606,7 +3610,7 @@
     <w:p>
       <w:r>
         <w:pict w14:anchorId="122545D4">
-          <v:rect id="_x0000_i1647" style="width:0;height:1.5pt" o:hralign="center" o:hrstd="t" o:hr="t" fillcolor="#a0a0a0" stroked="f"/>
+          <v:rect id="_x0000_i1083" style="width:0;height:1.5pt" o:hralign="center" o:hrstd="t" o:hr="t" fillcolor="#a0a0a0" stroked="f"/>
         </w:pict>
       </w:r>
     </w:p>
@@ -3653,7 +3657,7 @@
     <w:p>
       <w:r>
         <w:pict w14:anchorId="3AF493E8">
-          <v:rect id="_x0000_i1648" style="width:0;height:1.5pt" o:hralign="center" o:hrstd="t" o:hr="t" fillcolor="#a0a0a0" stroked="f"/>
+          <v:rect id="_x0000_i1084" style="width:0;height:1.5pt" o:hralign="center" o:hrstd="t" o:hr="t" fillcolor="#a0a0a0" stroked="f"/>
         </w:pict>
       </w:r>
     </w:p>
@@ -3700,7 +3704,7 @@
     <w:p>
       <w:r>
         <w:pict w14:anchorId="53DB0678">
-          <v:rect id="_x0000_i1649" style="width:0;height:1.5pt" o:hralign="center" o:hrstd="t" o:hr="t" fillcolor="#a0a0a0" stroked="f"/>
+          <v:rect id="_x0000_i1085" style="width:0;height:1.5pt" o:hralign="center" o:hrstd="t" o:hr="t" fillcolor="#a0a0a0" stroked="f"/>
         </w:pict>
       </w:r>
     </w:p>
@@ -3747,7 +3751,7 @@
     <w:p>
       <w:r>
         <w:pict w14:anchorId="1494059C">
-          <v:rect id="_x0000_i1650" style="width:0;height:1.5pt" o:hralign="center" o:hrstd="t" o:hr="t" fillcolor="#a0a0a0" stroked="f"/>
+          <v:rect id="_x0000_i1086" style="width:0;height:1.5pt" o:hralign="center" o:hrstd="t" o:hr="t" fillcolor="#a0a0a0" stroked="f"/>
         </w:pict>
       </w:r>
     </w:p>
@@ -3794,7 +3798,7 @@
     <w:p>
       <w:r>
         <w:pict w14:anchorId="0DA7E740">
-          <v:rect id="_x0000_i1651" style="width:0;height:1.5pt" o:hralign="center" o:hrstd="t" o:hr="t" fillcolor="#a0a0a0" stroked="f"/>
+          <v:rect id="_x0000_i1087" style="width:0;height:1.5pt" o:hralign="center" o:hrstd="t" o:hr="t" fillcolor="#a0a0a0" stroked="f"/>
         </w:pict>
       </w:r>
     </w:p>
@@ -3802,7 +3806,7 @@
     <w:p>
       <w:r>
         <w:pict w14:anchorId="7D5F30DA">
-          <v:rect id="_x0000_i1652" style="width:0;height:1.5pt" o:hralign="center" o:hrstd="t" o:hr="t" fillcolor="#a0a0a0" stroked="f"/>
+          <v:rect id="_x0000_i1088" style="width:0;height:1.5pt" o:hralign="center" o:hrstd="t" o:hr="t" fillcolor="#a0a0a0" stroked="f"/>
         </w:pict>
       </w:r>
     </w:p>
@@ -3856,7 +3860,7 @@
     <w:p>
       <w:r>
         <w:pict w14:anchorId="47E21AA6">
-          <v:rect id="_x0000_i1653" style="width:0;height:1.5pt" o:hralign="center" o:hrstd="t" o:hr="t" fillcolor="#a0a0a0" stroked="f"/>
+          <v:rect id="_x0000_i1089" style="width:0;height:1.5pt" o:hralign="center" o:hrstd="t" o:hr="t" fillcolor="#a0a0a0" stroked="f"/>
         </w:pict>
       </w:r>
     </w:p>
@@ -3896,7 +3900,7 @@
     <w:p>
       <w:r>
         <w:pict w14:anchorId="48252B18">
-          <v:rect id="_x0000_i1654" style="width:0;height:1.5pt" o:hralign="center" o:hrstd="t" o:hr="t" fillcolor="#a0a0a0" stroked="f"/>
+          <v:rect id="_x0000_i1090" style="width:0;height:1.5pt" o:hralign="center" o:hrstd="t" o:hr="t" fillcolor="#a0a0a0" stroked="f"/>
         </w:pict>
       </w:r>
     </w:p>
@@ -3935,7 +3939,7 @@
     <w:p>
       <w:r>
         <w:pict w14:anchorId="54F31AEC">
-          <v:rect id="_x0000_i1655" style="width:0;height:1.5pt" o:hralign="center" o:hrstd="t" o:hr="t" fillcolor="#a0a0a0" stroked="f"/>
+          <v:rect id="_x0000_i1091" style="width:0;height:1.5pt" o:hralign="center" o:hrstd="t" o:hr="t" fillcolor="#a0a0a0" stroked="f"/>
         </w:pict>
       </w:r>
     </w:p>
@@ -3974,7 +3978,7 @@
     <w:p>
       <w:r>
         <w:pict w14:anchorId="0D5CBC75">
-          <v:rect id="_x0000_i1656" style="width:0;height:1.5pt" o:hralign="center" o:hrstd="t" o:hr="t" fillcolor="#a0a0a0" stroked="f"/>
+          <v:rect id="_x0000_i1092" style="width:0;height:1.5pt" o:hralign="center" o:hrstd="t" o:hr="t" fillcolor="#a0a0a0" stroked="f"/>
         </w:pict>
       </w:r>
     </w:p>
@@ -4029,7 +4033,7 @@
     <w:p>
       <w:r>
         <w:pict w14:anchorId="39B69D7C">
-          <v:rect id="_x0000_i1657" style="width:0;height:1.5pt" o:hralign="center" o:hrstd="t" o:hr="t" fillcolor="#a0a0a0" stroked="f"/>
+          <v:rect id="_x0000_i1093" style="width:0;height:1.5pt" o:hralign="center" o:hrstd="t" o:hr="t" fillcolor="#a0a0a0" stroked="f"/>
         </w:pict>
       </w:r>
     </w:p>
@@ -4091,7 +4095,7 @@
     <w:p>
       <w:r>
         <w:pict w14:anchorId="2DC474BE">
-          <v:rect id="_x0000_i1658" style="width:0;height:1.5pt" o:hralign="center" o:hrstd="t" o:hr="t" fillcolor="#a0a0a0" stroked="f"/>
+          <v:rect id="_x0000_i1094" style="width:0;height:1.5pt" o:hralign="center" o:hrstd="t" o:hr="t" fillcolor="#a0a0a0" stroked="f"/>
         </w:pict>
       </w:r>
     </w:p>
@@ -4170,7 +4174,7 @@
     <w:p>
       <w:r>
         <w:pict w14:anchorId="64BF5691">
-          <v:rect id="_x0000_i1659" style="width:0;height:1.5pt" o:hralign="center" o:hrstd="t" o:hr="t" fillcolor="#a0a0a0" stroked="f"/>
+          <v:rect id="_x0000_i1095" style="width:0;height:1.5pt" o:hralign="center" o:hrstd="t" o:hr="t" fillcolor="#a0a0a0" stroked="f"/>
         </w:pict>
       </w:r>
     </w:p>
@@ -4249,7 +4253,7 @@
     <w:p>
       <w:r>
         <w:pict w14:anchorId="1B68E5B3">
-          <v:rect id="_x0000_i1660" style="width:0;height:1.5pt" o:hralign="center" o:hrstd="t" o:hr="t" fillcolor="#a0a0a0" stroked="f"/>
+          <v:rect id="_x0000_i1096" style="width:0;height:1.5pt" o:hralign="center" o:hrstd="t" o:hr="t" fillcolor="#a0a0a0" stroked="f"/>
         </w:pict>
       </w:r>
     </w:p>
@@ -4296,7 +4300,7 @@
     <w:p>
       <w:r>
         <w:pict w14:anchorId="2240C285">
-          <v:rect id="_x0000_i1661" style="width:0;height:1.5pt" o:hralign="center" o:hrstd="t" o:hr="t" fillcolor="#a0a0a0" stroked="f"/>
+          <v:rect id="_x0000_i1097" style="width:0;height:1.5pt" o:hralign="center" o:hrstd="t" o:hr="t" fillcolor="#a0a0a0" stroked="f"/>
         </w:pict>
       </w:r>
     </w:p>
@@ -4365,7 +4369,7 @@
     <w:p>
       <w:r>
         <w:pict w14:anchorId="29732E87">
-          <v:rect id="_x0000_i1662" style="width:0;height:1.5pt" o:hralign="center" o:hrstd="t" o:hr="t" fillcolor="#a0a0a0" stroked="f"/>
+          <v:rect id="_x0000_i1098" style="width:0;height:1.5pt" o:hralign="center" o:hrstd="t" o:hr="t" fillcolor="#a0a0a0" stroked="f"/>
         </w:pict>
       </w:r>
     </w:p>
@@ -4427,7 +4431,7 @@
     <w:p>
       <w:r>
         <w:pict w14:anchorId="42CCAC16">
-          <v:rect id="_x0000_i1663" style="width:0;height:1.5pt" o:hralign="center" o:hrstd="t" o:hr="t" fillcolor="#a0a0a0" stroked="f"/>
+          <v:rect id="_x0000_i1099" style="width:0;height:1.5pt" o:hralign="center" o:hrstd="t" o:hr="t" fillcolor="#a0a0a0" stroked="f"/>
         </w:pict>
       </w:r>
     </w:p>
@@ -4506,7 +4510,7 @@
     <w:p>
       <w:r>
         <w:pict w14:anchorId="40F2A6ED">
-          <v:rect id="_x0000_i1664" style="width:0;height:1.5pt" o:hralign="center" o:hrstd="t" o:hr="t" fillcolor="#a0a0a0" stroked="f"/>
+          <v:rect id="_x0000_i1100" style="width:0;height:1.5pt" o:hralign="center" o:hrstd="t" o:hr="t" fillcolor="#a0a0a0" stroked="f"/>
         </w:pict>
       </w:r>
     </w:p>
@@ -4585,7 +4589,7 @@
     <w:p>
       <w:r>
         <w:pict w14:anchorId="37FAB142">
-          <v:rect id="_x0000_i1665" style="width:0;height:1.5pt" o:hralign="center" o:hrstd="t" o:hr="t" fillcolor="#a0a0a0" stroked="f"/>
+          <v:rect id="_x0000_i1101" style="width:0;height:1.5pt" o:hralign="center" o:hrstd="t" o:hr="t" fillcolor="#a0a0a0" stroked="f"/>
         </w:pict>
       </w:r>
     </w:p>
@@ -4632,7 +4636,7 @@
     <w:p>
       <w:r>
         <w:pict w14:anchorId="276EFEAE">
-          <v:rect id="_x0000_i1666" style="width:0;height:1.5pt" o:hralign="center" o:hrstd="t" o:hr="t" fillcolor="#a0a0a0" stroked="f"/>
+          <v:rect id="_x0000_i1102" style="width:0;height:1.5pt" o:hralign="center" o:hrstd="t" o:hr="t" fillcolor="#a0a0a0" stroked="f"/>
         </w:pict>
       </w:r>
     </w:p>
@@ -4695,7 +4699,7 @@
     <w:p>
       <w:r>
         <w:pict w14:anchorId="682D1A8C">
-          <v:rect id="_x0000_i1667" style="width:0;height:1.5pt" o:hralign="center" o:hrstd="t" o:hr="t" fillcolor="#a0a0a0" stroked="f"/>
+          <v:rect id="_x0000_i1103" style="width:0;height:1.5pt" o:hralign="center" o:hrstd="t" o:hr="t" fillcolor="#a0a0a0" stroked="f"/>
         </w:pict>
       </w:r>
     </w:p>
@@ -4703,7 +4707,7 @@
     <w:p>
       <w:r>
         <w:pict w14:anchorId="256055B0">
-          <v:rect id="_x0000_i1668" style="width:0;height:1.5pt" o:hralign="center" o:hrstd="t" o:hr="t" fillcolor="#a0a0a0" stroked="f"/>
+          <v:rect id="_x0000_i1104" style="width:0;height:1.5pt" o:hralign="center" o:hrstd="t" o:hr="t" fillcolor="#a0a0a0" stroked="f"/>
         </w:pict>
       </w:r>
     </w:p>
@@ -4757,7 +4761,7 @@
     <w:p>
       <w:r>
         <w:pict w14:anchorId="7BC3F8D5">
-          <v:rect id="_x0000_i1669" style="width:0;height:1.5pt" o:hralign="center" o:hrstd="t" o:hr="t" fillcolor="#a0a0a0" stroked="f"/>
+          <v:rect id="_x0000_i1105" style="width:0;height:1.5pt" o:hralign="center" o:hrstd="t" o:hr="t" fillcolor="#a0a0a0" stroked="f"/>
         </w:pict>
       </w:r>
     </w:p>
@@ -4829,7 +4833,7 @@
     <w:p>
       <w:r>
         <w:pict w14:anchorId="282DF08D">
-          <v:rect id="_x0000_i1670" style="width:0;height:1.5pt" o:hralign="center" o:hrstd="t" o:hr="t" fillcolor="#a0a0a0" stroked="f"/>
+          <v:rect id="_x0000_i1106" style="width:0;height:1.5pt" o:hralign="center" o:hrstd="t" o:hr="t" fillcolor="#a0a0a0" stroked="f"/>
         </w:pict>
       </w:r>
     </w:p>
@@ -4900,7 +4904,7 @@
     <w:p>
       <w:r>
         <w:pict w14:anchorId="05721DBA">
-          <v:rect id="_x0000_i1671" style="width:0;height:1.5pt" o:hralign="center" o:hrstd="t" o:hr="t" fillcolor="#a0a0a0" stroked="f"/>
+          <v:rect id="_x0000_i1107" style="width:0;height:1.5pt" o:hralign="center" o:hrstd="t" o:hr="t" fillcolor="#a0a0a0" stroked="f"/>
         </w:pict>
       </w:r>
     </w:p>
@@ -4939,7 +4943,7 @@
     <w:p>
       <w:r>
         <w:pict w14:anchorId="05EB2D82">
-          <v:rect id="_x0000_i1672" style="width:0;height:1.5pt" o:hralign="center" o:hrstd="t" o:hr="t" fillcolor="#a0a0a0" stroked="f"/>
+          <v:rect id="_x0000_i1108" style="width:0;height:1.5pt" o:hralign="center" o:hrstd="t" o:hr="t" fillcolor="#a0a0a0" stroked="f"/>
         </w:pict>
       </w:r>
     </w:p>
@@ -5070,7 +5074,7 @@
           <w:bCs/>
         </w:rPr>
         <w:pict w14:anchorId="2A3D8BE6">
-          <v:rect id="_x0000_i1673" style="width:0;height:1.5pt" o:hralign="center" o:hrstd="t" o:hr="t" fillcolor="#a0a0a0" stroked="f"/>
+          <v:rect id="_x0000_i1109" style="width:0;height:1.5pt" o:hralign="center" o:hrstd="t" o:hr="t" fillcolor="#a0a0a0" stroked="f"/>
         </w:pict>
       </w:r>
     </w:p>
@@ -5229,7 +5233,7 @@
           <w:bCs/>
         </w:rPr>
         <w:pict w14:anchorId="162CCED3">
-          <v:rect id="_x0000_i1674" style="width:0;height:1.5pt" o:hralign="center" o:hrstd="t" o:hr="t" fillcolor="#a0a0a0" stroked="f"/>
+          <v:rect id="_x0000_i1110" style="width:0;height:1.5pt" o:hralign="center" o:hrstd="t" o:hr="t" fillcolor="#a0a0a0" stroked="f"/>
         </w:pict>
       </w:r>
     </w:p>
@@ -5867,7 +5871,7 @@
     <w:p>
       <w:r>
         <w:pict w14:anchorId="50072714">
-          <v:rect id="_x0000_i1675" style="width:0;height:1.5pt" o:hralign="center" o:hrstd="t" o:hr="t" fillcolor="#a0a0a0" stroked="f"/>
+          <v:rect id="_x0000_i1111" style="width:0;height:1.5pt" o:hralign="center" o:hrstd="t" o:hr="t" fillcolor="#a0a0a0" stroked="f"/>
         </w:pict>
       </w:r>
     </w:p>
@@ -5958,7 +5962,7 @@
           <w:bCs/>
         </w:rPr>
         <w:pict w14:anchorId="3D730D79">
-          <v:rect id="_x0000_i1676" style="width:0;height:1.5pt" o:hralign="center" o:hrstd="t" o:hr="t" fillcolor="#a0a0a0" stroked="f"/>
+          <v:rect id="_x0000_i1112" style="width:0;height:1.5pt" o:hralign="center" o:hrstd="t" o:hr="t" fillcolor="#a0a0a0" stroked="f"/>
         </w:pict>
       </w:r>
     </w:p>
@@ -6058,7 +6062,7 @@
           <w:bCs/>
         </w:rPr>
         <w:pict w14:anchorId="01D8A152">
-          <v:rect id="_x0000_i1677" style="width:0;height:1.5pt" o:hralign="center" o:hrstd="t" o:hr="t" fillcolor="#a0a0a0" stroked="f"/>
+          <v:rect id="_x0000_i1113" style="width:0;height:1.5pt" o:hralign="center" o:hrstd="t" o:hr="t" fillcolor="#a0a0a0" stroked="f"/>
         </w:pict>
       </w:r>
     </w:p>
@@ -6138,7 +6142,7 @@
           <w:bCs/>
         </w:rPr>
         <w:pict w14:anchorId="6EB16967">
-          <v:rect id="_x0000_i1678" style="width:0;height:1.5pt" o:hralign="center" o:hrstd="t" o:hr="t" fillcolor="#a0a0a0" stroked="f"/>
+          <v:rect id="_x0000_i1114" style="width:0;height:1.5pt" o:hralign="center" o:hrstd="t" o:hr="t" fillcolor="#a0a0a0" stroked="f"/>
         </w:pict>
       </w:r>
     </w:p>
@@ -6230,7 +6234,7 @@
           <w:bCs/>
         </w:rPr>
         <w:pict w14:anchorId="2725917A">
-          <v:rect id="_x0000_i1679" style="width:0;height:1.5pt" o:hralign="center" o:hrstd="t" o:hr="t" fillcolor="#a0a0a0" stroked="f"/>
+          <v:rect id="_x0000_i1115" style="width:0;height:1.5pt" o:hralign="center" o:hrstd="t" o:hr="t" fillcolor="#a0a0a0" stroked="f"/>
         </w:pict>
       </w:r>
     </w:p>
@@ -6292,7 +6296,7 @@
     <w:p>
       <w:r>
         <w:pict w14:anchorId="674AC5DE">
-          <v:rect id="_x0000_i1680" style="width:0;height:1.5pt" o:hralign="center" o:hrstd="t" o:hr="t" fillcolor="#a0a0a0" stroked="f"/>
+          <v:rect id="_x0000_i1116" style="width:0;height:1.5pt" o:hralign="center" o:hrstd="t" o:hr="t" fillcolor="#a0a0a0" stroked="f"/>
         </w:pict>
       </w:r>
     </w:p>
@@ -6354,7 +6358,7 @@
     <w:p>
       <w:r>
         <w:pict w14:anchorId="3A95B99A">
-          <v:rect id="_x0000_i1681" style="width:0;height:1.5pt" o:hralign="center" o:hrstd="t" o:hr="t" fillcolor="#a0a0a0" stroked="f"/>
+          <v:rect id="_x0000_i1117" style="width:0;height:1.5pt" o:hralign="center" o:hrstd="t" o:hr="t" fillcolor="#a0a0a0" stroked="f"/>
         </w:pict>
       </w:r>
     </w:p>
@@ -6445,7 +6449,7 @@
           <w:bCs/>
         </w:rPr>
         <w:pict w14:anchorId="1CFE2EA0">
-          <v:rect id="_x0000_i1682" style="width:0;height:1.5pt" o:hralign="center" o:hrstd="t" o:hr="t" fillcolor="#a0a0a0" stroked="f"/>
+          <v:rect id="_x0000_i1118" style="width:0;height:1.5pt" o:hralign="center" o:hrstd="t" o:hr="t" fillcolor="#a0a0a0" stroked="f"/>
         </w:pict>
       </w:r>
     </w:p>
@@ -7413,6 +7417,7 @@
   <w:style w:type="character" w:default="1" w:styleId="DefaultParagraphFont">
     <w:name w:val="Default Paragraph Font"/>
     <w:uiPriority w:val="1"/>
+    <w:semiHidden/>
     <w:unhideWhenUsed/>
   </w:style>
   <w:style w:type="table" w:default="1" w:styleId="TableNormal">
